--- a/media/doc/modelo_df.docx
+++ b/media/doc/modelo_df.docx
@@ -135,17 +135,32 @@
         <w:jc w:val="both"/>
       </w:pPr>
       <w:r>
-        <w:t>XXXXXXXX</w:t>
-      </w:r>
-    </w:p>
-    <w:p>
-      <w:pPr>
-        <w:pStyle w:val="Corpodetexto"/>
-        <w:jc w:val="both"/>
-        <w:rPr>
-          <w:lang w:val="pt-BR"/>
-        </w:rPr>
-      </w:pPr>
+        <w:t xml:space="preserve">{%p for par in contexto_operacional_paragrafos %}</w:t>
+      </w:r>
+    </w:p>
+    <w:p>
+      <w:pPr>
+        <w:pStyle w:val="Corpodetexto"/>
+        <w:jc w:val="both"/>
+      </w:pPr>
+      <w:r>
+        <w:t xml:space="preserve">{{ par }}</w:t>
+      </w:r>
+    </w:p>
+    <w:p>
+      <w:pPr>
+        <w:pStyle w:val="Corpodetexto"/>
+        <w:jc w:val="both"/>
+      </w:pPr>
+    </w:p>
+    <w:p>
+      <w:pPr>
+        <w:pStyle w:val="Corpodetexto"/>
+        <w:jc w:val="both"/>
+      </w:pPr>
+      <w:r>
+        <w:t xml:space="preserve">{%p endfor %}</w:t>
+      </w:r>
     </w:p>
     <w:p>
       <w:pPr>
